--- a/pr-preview/pr-198/prediction-handout.docx
+++ b/pr-preview/pr-198/prediction-handout.docx
@@ -15,7 +15,7 @@
         <w:pStyle w:val="Date"/>
       </w:pPr>
       <w:r>
-        <w:t xml:space="preserve">Last modified: 2026-10-15 01:39:39 (PDT)</w:t>
+        <w:t xml:space="preserve">Last modified: 2026-10-15 08:11:22 (PDT)</w:t>
       </w:r>
     </w:p>
     <w:bookmarkStart w:id="26" w:name="sec-predictions"/>
@@ -37,7 +37,7 @@
           <w:b/>
           <w:bCs/>
         </w:rPr>
-        <w:t xml:space="preserve">Definition 1 (Prediction)</w:t>
+        <w:t xml:space="preserve">Definition 1 (Prediction (predicted value))</w:t>
       </w:r>
       <w:r>
         <w:t xml:space="preserve"> </w:t>
